--- a/Chapters 1-5/Revised/Revised Dissertation Chapters 1-5.docx
+++ b/Chapters 1-5/Revised/Revised Dissertation Chapters 1-5.docx
@@ -130,7 +130,7 @@
         <w:jc w:val="both"/>
       </w:pPr>
       <w:r>
-        <w:t>The twelve-week schedule measured completion deadlines. The demonstration times below were acceptance targets for a local panel presentation, measured from a prepared signed-in state on the same local network; they were not claims about unmeasured production service levels.</w:t>
+        <w:t>SMART means Specific, Measurable, Achievable, Relevant and Time-sensitive, as specified in the departmental guidelines. Each objective names a functional process, a measurable acceptance test and a deadline. Achievability must be checked using measured local demonstrations; targets must not be presented as achieved results. The twelve-week schedule measured completion deadlines. The demonstration times below were acceptance targets for a local panel presentation, measured from a prepared signed-in state on the same local network; they were not claims about unmeasured production service levels.</w:t>
       </w:r>
     </w:p>
     <w:p>
@@ -138,7 +138,7 @@
         <w:jc w:val="both"/>
       </w:pPr>
       <w:r>
-        <w:t>1. To develop by the end of week 4 a mobile-money simulation process that creates a controlled batch of ten valid Cash-In, Cash-Out and wallet-transfer scenarios with a declared 70% routine and 30% suspicious scenario mix, preserves canonical history and wallet balances, and displays the saved batch within three minutes of a panel command.</w:t>
+        <w:t>1. To develop, by the end of week 4, a transaction generation module that simulates real-world mobile-money transaction patterns using existing customer histories, and to demonstrate the saving of ten valid transactions with a 70% routine and 30% suspicious-scenario mix within three minutes, while preserving wallet-balance reconciliation and unique transaction identities.</w:t>
       </w:r>
     </w:p>
     <w:p>
@@ -146,7 +146,7 @@
         <w:jc w:val="both"/>
       </w:pPr>
       <w:r>
-        <w:t>2. To implement by the end of week 8 a Redis-backed WebSocket event process that broadcasts one authorised transaction or alert update across two application instances to a signed-in staff browser within five seconds, while preventing delivery to an unauthorised browser.</w:t>
+        <w:t>2. To implement, by the end of week 8, a real-time engine using Redis and WebSockets that delivers an authorised transaction or alert update across two application instances within five seconds during the panel demonstration, while excluding unauthorised users.</w:t>
       </w:r>
     </w:p>
     <w:p>
@@ -154,7 +154,7 @@
         <w:jc w:val="both"/>
       </w:pPr>
       <w:r>
-        <w:t>3. To implement by the end of week 9 a compliance investigation process that lets an authorised officer open one flagged transaction, inspect its separate V4 and rule findings, and record a review outcome within two minutes during the panel demonstration.</w:t>
+        <w:t>3. To develop, by the end of week 9, a compliance dashboard through which an authorised compliance officer can review a flagged transaction, examine its recorded AI reasoning and separate rule findings, and record an investigation outcome within two minutes during the panel demonstration.</w:t>
       </w:r>
     </w:p>
     <w:p>
@@ -162,7 +162,7 @@
         <w:jc w:val="both"/>
       </w:pPr>
       <w:r>
-        <w:t>4. To implement by the end of week 10 a post-commit risk-assessment process that applies the frozen V4 model at threshold 0.50, combines its result with independent AML rules without disguising their sources, and displays the saved risk state and separate reasons for one committed payment within thirty seconds in the local demonstration.</w:t>
+        <w:t>4. To develop, by the end of week 10, a risk-scoring mechanism that incorporates a trained and evaluated XGBoost model and independent AML rules; evaluate the model using precision, recall, F1-score and a confusion matrix on the held-out development validation partition, and demonstrate the combined risk assessment and separately identified AI and rule findings for one committed transaction within thirty seconds.</w:t>
       </w:r>
     </w:p>
     <w:p>
@@ -170,7 +170,7 @@
         <w:jc w:val="both"/>
       </w:pPr>
       <w:r>
-        <w:t>5. To implement by the end of week 11 an authenticated communication process in which a customer and compliance officer, or a compliance officer and administrator, exchange one persisted message and observe sent, delivered and opened receipt states within two minutes during the panel demonstration.</w:t>
+        <w:t>5. To develop, by the end of week 11, a real-time professional messaging dashboard that enables bidirectional customer-compliance and compliance-administrator communication, and to demonstrate one persisted message and reply for each authorised pair, with sent, delivered and read receipts, within two minutes per pair.</w:t>
       </w:r>
     </w:p>
     <w:p>
@@ -501,6 +501,14 @@
     </w:p>
     <w:p>
       <w:pPr>
+        <w:jc w:val="both"/>
+      </w:pPr>
+      <w:r>
+        <w:t>Image capture/source instructions ? Figure 1.1: Use the twelve-week schedule in Section 1.7; render the Gantt chart from tools/build_revised_dissertation.py (figure_1_1_gantt.png).</w:t>
+      </w:r>
+    </w:p>
+    <w:p>
+      <w:pPr>
         <w:spacing w:after="40"/>
         <w:jc w:val="center"/>
       </w:pPr>
@@ -1026,6 +1034,14 @@
     </w:p>
     <w:p>
       <w:pPr>
+        <w:jc w:val="both"/>
+      </w:pPr>
+      <w:r>
+        <w:t>Image capture/source instructions ? Figure 3.1: Use the Flask/MySQL/Redis architecture in server.py and realtime.py; use figures/figure_3_1_architecture.png, not a dashboard screenshot.</w:t>
+      </w:r>
+    </w:p>
+    <w:p>
+      <w:pPr>
         <w:spacing w:after="40"/>
         <w:jc w:val="center"/>
       </w:pPr>
@@ -1095,6 +1111,14 @@
     </w:p>
     <w:p>
       <w:pPr>
+        <w:jc w:val="both"/>
+      </w:pPr>
+      <w:r>
+        <w:t>Image capture/source instructions ? Figure 3.2: Use the customer payment route, v4_primary.py and v4_history_attestation.py to trace validation, financial commit, history verification and inference; use figure_3_2_activity.png.</w:t>
+      </w:r>
+    </w:p>
+    <w:p>
+      <w:pPr>
         <w:spacing w:after="40"/>
         <w:jc w:val="center"/>
       </w:pPr>
@@ -1252,6 +1276,22 @@
     </w:p>
     <w:p>
       <w:pPr>
+        <w:pStyle w:val="Heading3"/>
+      </w:pPr>
+      <w:r>
+        <w:t>3.5.3 History-Aware Transaction Generation</w:t>
+      </w:r>
+    </w:p>
+    <w:p>
+      <w:pPr>
+        <w:jc w:val="both"/>
+      </w:pPr>
+      <w:r>
+        <w:t>The transaction generation module includes existing and newly registered customer wallets. Before a new request, it snapshots up to one hundred recent outgoing transfers classified normal or low risk per wallet, their amount quartiles and median, and up to five preferred customer recipients. Five observations are the minimum used to describe an established sample; smaller samples remain explicitly limited. This is an empirical baseline, not a legitimacy label. Previously simulated payments can be included in this observed history and must be disclosed during interpretation. Routine senders rotate over all customers; short batches cannot cover every wallet. The mixed schedule retains 70% routine and 30% suspicious-scenario intentions. Suspicious scenarios remain deliberate stress patterns; their intended category never supplies the V4 prediction. Plans retain signed request identities and balance checks. New payments use current timestamps; immediate execution can therefore depart from historical frequency even where amounts resemble the baseline.</w:t>
+      </w:r>
+    </w:p>
+    <w:p>
+      <w:pPr>
         <w:pStyle w:val="Heading2"/>
       </w:pPr>
       <w:r>
@@ -1264,6 +1304,14 @@
       </w:pPr>
       <w:r>
         <w:t>A role-aware contact query restricted conversations to customer–compliance and compliance–administrator pairs. A send stored message content and an unread count in MySQL before notifying the recipient's private socket room. A sent receipt represented committed storage, a delivered receipt required an authenticated recipient-browser acknowledgement, and read required opening the visible thread. Stored messages loaded by cursor pagination. Browser notifications required permission and an open application tab; Figure 3.3 depicts the receipt sequence.</w:t>
+      </w:r>
+    </w:p>
+    <w:p>
+      <w:pPr>
+        <w:jc w:val="both"/>
+      </w:pPr>
+      <w:r>
+        <w:t>Image capture/source instructions ? Figure 3.3: Use messaging.py and server.py socket handlers to trace stored, delivered and read states; use figure_3_3_messages.png.</w:t>
       </w:r>
     </w:p>
     <w:p>
@@ -1651,6 +1699,14 @@
       </w:pPr>
       <w:r>
         <w:t>For the selected V4 model, Validation accuracy was 0.9727, balanced accuracy 0.9469, suspicious precision 0.9587, ROC-AUC 0.9960 and average precision 0.9860. The confusion matrix had 11,852 true negatives, 118 false positives, 292 false negatives and 2,738 true positives (Figure 4.1). The comparatively low support and recall for some structuring families prevented a claim that all behaviours were reliably detected; S2 recall was 11/23 and S4 recall 4/16. The synthetic prevalence must not be used as an operational positive predictive value.</w:t>
+      </w:r>
+    </w:p>
+    <w:p>
+      <w:pPr>
+        <w:jc w:val="both"/>
+      </w:pPr>
+      <w:r>
+        <w:t>Image capture/source instructions ? Figure 4.1: Use ml_v4/evidence/stage18/primary_XGB_metrics.json, the frozen synthetic Validation confusion matrix; use figure_4_1_confusion.png. Do not substitute current simulation counts.</w:t>
       </w:r>
     </w:p>
     <w:p>
@@ -2189,6 +2245,14 @@
     </w:p>
     <w:p>
       <w:pPr>
+        <w:jc w:val="both"/>
+      </w:pPr>
+      <w:r>
+        <w:t>Image capture/source instructions ? Figure 4.2: Sign in as the selected customer, open Customer Dashboard &gt; Recent Transactions (and Transactions for earlier pages). Capture wallet identity, dated transactions, amounts, statuses and separate AI/rule findings.</w:t>
+      </w:r>
+    </w:p>
+    <w:p>
+      <w:pPr>
         <w:spacing w:after="40"/>
         <w:jc w:val="center"/>
       </w:pPr>
@@ -2242,6 +2306,14 @@
     </w:p>
     <w:p>
       <w:pPr>
+        <w:jc w:val="both"/>
+      </w:pPr>
+      <w:r>
+        <w:t>Image capture/source instructions ? Figure 4.3: Sign in as Compliance, open the flagged-transactions list, click Review on the demonstrated transaction and capture its transaction ID, AI findings and Rule findings together.</w:t>
+      </w:r>
+    </w:p>
+    <w:p>
+      <w:pPr>
         <w:spacing w:after="40"/>
         <w:jc w:val="center"/>
       </w:pPr>
@@ -2295,6 +2367,14 @@
     </w:p>
     <w:p>
       <w:pPr>
+        <w:jc w:val="both"/>
+      </w:pPr>
+      <w:r>
+        <w:t>Image capture/source instructions ? Figure 4.4: Open Messages as Customer and Compliance in separate browser profiles. Select the matching contact and capture the account number, retained message/reply and small read-receipt ticks; repeat with Compliance and Admin.</w:t>
+      </w:r>
+    </w:p>
+    <w:p>
+      <w:pPr>
         <w:spacing w:after="40"/>
         <w:jc w:val="center"/>
       </w:pPr>
@@ -2344,6 +2424,38 @@
           <w:i/>
         </w:rPr>
         <w:t>Figure 4.4: Authenticated messaging interface</w:t>
+      </w:r>
+    </w:p>
+    <w:p>
+      <w:pPr>
+        <w:pStyle w:val="Heading3"/>
+      </w:pPr>
+      <w:r>
+        <w:t>4.3.3 Required Panel Evidence Images</w:t>
+      </w:r>
+    </w:p>
+    <w:p>
+      <w:pPr>
+        <w:jc w:val="both"/>
+      </w:pPr>
+      <w:r>
+        <w:t>Figure 4.5 ? insert screenshot here: sign in as Admin, open Transaction Generation and expand Customer simulation baselines. Capture wallet identities, sample counts, typical amounts and limited-history indicators before selecting Mixed scenarios. After completion, capture Latest Batch showing saved, normal, suspicious, pending and error counts. Record the elapsed time; do not describe pending analysis as complete.</w:t>
+      </w:r>
+    </w:p>
+    <w:p>
+      <w:pPr>
+        <w:jc w:val="both"/>
+      </w:pPr>
+      <w:r>
+        <w:t>Figure 4.6 ? insert screenshot here: run two authorised application instances using the configured Redis broker; open staff dashboards in separate browser profiles. Capture the same transaction or alert ID on both instances with the measured delivery interval. A single dashboard does not establish cross-instance delivery.</w:t>
+      </w:r>
+    </w:p>
+    <w:p>
+      <w:pPr>
+        <w:jc w:val="both"/>
+      </w:pPr>
+      <w:r>
+        <w:t>Figure 4.7 ? insert screenshot here: open the selected transaction's Compliance Review page and capture its combined operational risk score alongside the separately named V4 probability/decision and rule findings. Match the transaction ID to Figure 4.2. Do not label the combined score as the model probability.</w:t>
       </w:r>
     </w:p>
     <w:p>
@@ -2634,7 +2746,7 @@
         <w:jc w:val="both"/>
       </w:pPr>
       <w:r>
-        <w:t>Objective 1 was implemented as a controlled scenario-generation process. Its 70/30 split described generated scenario types, while the resulting alert ratio remained a measured output of independent model and rule processes. Objective 2 was implemented through WebSocket updates and Redis-backed publication; the five-second, two-instance criterion remains a panel timing check. Objective 3 was implemented through authorised alert investigation with separate AI and rule findings. Objective 4 was implemented through the frozen V4 plus independent-rule risk process, with failures retained as errors rather than invented predictions. Objective 5 was implemented through stored, role-restricted messaging with sent, delivered and read receipts. Exact panel execution times remain acceptance targets until timed live.</w:t>
+        <w:t>Objective 1 was implemented as a transaction generation module. The latest planner includes all customer wallets, samples routine amounts and preferred recipients from up to one hundred recent outgoing transfers classified normal or low risk, and identifies histories with fewer than five observations as limited. Immediate generation preserves current timestamps rather than pretending to reproduce historical timing. The new planner must be distinguished from earlier implementation measurements. Its 70/30 split described generated scenario types, while the resulting alert ratio remained a measured output of independent model and rule processes. Objective 2 was implemented through WebSocket updates and Redis-backed publication; the five-second, two-instance criterion remains a panel timing check. Objective 3 was implemented through authorised alert investigation with separate AI and rule findings. Objective 4 incorporated the previously completed XGBoost training and evaluation and was implemented through the frozen V4 plus independent-rule risk process, with failures retained as errors rather than invented predictions. Objective 5 was implemented through stored, role-restricted messaging with sent, delivered and read receipts. Exact panel execution times remain acceptance targets until timed live.</w:t>
       </w:r>
     </w:p>
     <w:p>

--- a/Chapters 1-5/Revised/Revised Dissertation Chapters 1-5.docx
+++ b/Chapters 1-5/Revised/Revised Dissertation Chapters 1-5.docx
@@ -1026,7 +1026,17 @@
     </w:p>
     <w:p>
       <w:pPr>
+        <w:keepNext w:val="0"/>
         <w:jc w:val="both"/>
+        <w:sectPr>
+          <w:footerReference w:type="default" r:id="rId9"/>
+          <w:type w:val="nextPage"/>
+          <w:pgSz w:w="12240" w:h="15840"/>
+          <w:pgMar w:top="1080" w:right="1440" w:bottom="1008" w:left="1584" w:header="720" w:footer="720" w:gutter="0"/>
+          <w:cols w:space="720"/>
+          <w:titlePg/>
+          <w:docGrid w:linePitch="360"/>
+        </w:sectPr>
       </w:pPr>
       <w:r>
         <w:t>The application required customer, compliance and administrator roles; preserved balances and transaction history; separate model and rule evidence; authorised alerts and reports; and private, persistent messaging. MySQL stored financial and communication records. Flask-SocketIO carried browser events. Redis supported cross-instance event publication. Figure 3.1 records the implemented component relationship, including the post-commit analysis boundary.</w:t>
@@ -1034,22 +1044,16 @@
     </w:p>
     <w:p>
       <w:pPr>
-        <w:jc w:val="both"/>
-      </w:pPr>
-      <w:r>
-        <w:t>Image capture/source instructions ? Figure 3.1: Use the Flask/MySQL/Redis architecture in server.py and realtime.py; use figures/figure_3_1_architecture.png, not a dashboard screenshot.</w:t>
-      </w:r>
-    </w:p>
-    <w:p>
-      <w:pPr>
-        <w:spacing w:after="40"/>
+        <w:keepNext w:val="1"/>
+        <w:keepLines w:val="1"/>
+        <w:spacing w:after="80" w:before="0" w:line="240" w:lineRule="auto"/>
         <w:jc w:val="center"/>
       </w:pPr>
       <w:r>
         <w:drawing>
           <wp:inline xmlns:a="http://schemas.openxmlformats.org/drawingml/2006/main" xmlns:pic="http://schemas.openxmlformats.org/drawingml/2006/picture">
-            <wp:extent cx="5394960" cy="2852136"/>
-            <wp:docPr id="2" name="Picture 2"/>
+            <wp:extent cx="8138160" cy="4810938"/>
+            <wp:docPr id="2" name="Figure 3.1: Application architecture" descr="Runtime application architecture: role-authorised browsers, Flask services, frozen V4 XGBoost at threshold 0.50, independent AML rules, shared MySQL storage and Redis cross-instance event relay. Financial payments commit once before subsequent V4 analysis."/>
             <wp:cNvGraphicFramePr>
               <a:graphicFrameLocks noChangeAspect="1"/>
             </wp:cNvGraphicFramePr>
@@ -1062,6 +1066,7 @@
                   </pic:nvPicPr>
                   <pic:blipFill>
                     <a:blip r:embed="rId11"/>
+                    <a:srcRect b="4000"/>
                     <a:stretch>
                       <a:fillRect/>
                     </a:stretch>
@@ -1069,7 +1074,7 @@
                   <pic:spPr>
                     <a:xfrm>
                       <a:off x="0" y="0"/>
-                      <a:ext cx="5394960" cy="2852136"/>
+                      <a:ext cx="8138160" cy="4810938"/>
                     </a:xfrm>
                     <a:prstGeom prst="rect"/>
                   </pic:spPr>
@@ -1083,12 +1088,24 @@
     <w:p>
       <w:pPr>
         <w:keepNext w:val="0"/>
-        <w:spacing w:line="240" w:lineRule="auto"/>
+        <w:keepLines w:val="1"/>
+        <w:spacing w:line="240" w:lineRule="auto" w:before="0" w:after="0"/>
         <w:jc w:val="center"/>
+        <w:sectPr>
+          <w:footerReference w:type="default" r:id="rId9"/>
+          <w:type w:val="nextPage"/>
+          <w:pgSz w:w="15840" w:h="12240" w:orient="landscape"/>
+          <w:pgMar w:top="1080" w:right="1440" w:bottom="1008" w:left="1584" w:header="720" w:footer="720" w:gutter="0"/>
+          <w:cols w:space="720"/>
+          <w:docGrid w:linePitch="360"/>
+        </w:sectPr>
       </w:pPr>
       <w:r>
         <w:rPr>
+          <w:rFonts w:ascii="Times New Roman" w:hAnsi="Times New Roman" w:eastAsia="Times New Roman" w:cs="Times New Roman"/>
           <w:i/>
+          <w:sz w:val="24"/>
+          <w:szCs w:val="24"/>
         </w:rPr>
         <w:t>Figure 3.1: Application architecture</w:t>
       </w:r>
@@ -2967,7 +2984,6 @@
       <w:pgSz w:w="12240" w:h="15840"/>
       <w:pgMar w:top="1080" w:right="1440" w:bottom="1008" w:left="1584" w:header="720" w:footer="720" w:gutter="0"/>
       <w:cols w:space="720"/>
-      <w:titlePg/>
       <w:docGrid w:linePitch="360"/>
     </w:sectPr>
   </w:body>
